--- a/Prelab and Writeup Template.docx
+++ b/Prelab and Writeup Template.docx
@@ -1,6 +1,6 @@
 
 <file path=word/document.xml><?xml version="1.0" encoding="utf-8"?>
-<w:document xmlns:wpc="http://schemas.microsoft.com/office/word/2010/wordprocessingCanvas" xmlns:cx="http://schemas.microsoft.com/office/drawing/2014/chartex" xmlns:cx1="http://schemas.microsoft.com/office/drawing/2015/9/8/chartex" xmlns:cx2="http://schemas.microsoft.com/office/drawing/2015/10/21/chartex" xmlns:cx3="http://schemas.microsoft.com/office/drawing/2016/5/9/chartex" xmlns:cx4="http://schemas.microsoft.com/office/drawing/2016/5/10/chartex" xmlns:cx5="http://schemas.microsoft.com/office/drawing/2016/5/11/chartex" xmlns:cx6="http://schemas.microsoft.com/office/drawing/2016/5/12/chartex" xmlns:cx7="http://schemas.microsoft.com/office/drawing/2016/5/13/chartex" xmlns:cx8="http://schemas.microsoft.com/office/drawing/2016/5/14/chartex" xmlns:mc="http://schemas.openxmlformats.org/markup-compatibility/2006" xmlns:aink="http://schemas.microsoft.com/office/drawing/2016/ink" xmlns:am3d="http://schemas.microsoft.com/office/drawing/2017/model3d" xmlns:o="urn:schemas-microsoft-com:office:office" xmlns:r="http://schemas.openxmlformats.org/officeDocument/2006/relationships" xmlns:m="http://schemas.openxmlformats.org/officeDocument/2006/math" xmlns:v="urn:schemas-microsoft-com:vml" xmlns:wp14="http://schemas.microsoft.com/office/word/2010/wordprocessingDrawing" xmlns:wp="http://schemas.openxmlformats.org/drawingml/2006/wordprocessingDrawing" xmlns:w10="urn:schemas-microsoft-com:office:word" xmlns:w="http://schemas.openxmlformats.org/wordprocessingml/2006/main" xmlns:w14="http://schemas.microsoft.com/office/word/2010/wordml" xmlns:w15="http://schemas.microsoft.com/office/word/2012/wordml" xmlns:w16cid="http://schemas.microsoft.com/office/word/2016/wordml/cid" xmlns:w16se="http://schemas.microsoft.com/office/word/2015/wordml/symex" xmlns:wpg="http://schemas.microsoft.com/office/word/2010/wordprocessingGroup" xmlns:wpi="http://schemas.microsoft.com/office/word/2010/wordprocessingInk" xmlns:wne="http://schemas.microsoft.com/office/word/2006/wordml" xmlns:wps="http://schemas.microsoft.com/office/word/2010/wordprocessingShape" mc:Ignorable="w14 w15 w16se w16cid wp14">
+<w:document xmlns:wpc="http://schemas.microsoft.com/office/word/2010/wordprocessingCanvas" xmlns:cx="http://schemas.microsoft.com/office/drawing/2014/chartex" xmlns:cx1="http://schemas.microsoft.com/office/drawing/2015/9/8/chartex" xmlns:cx2="http://schemas.microsoft.com/office/drawing/2015/10/21/chartex" xmlns:cx3="http://schemas.microsoft.com/office/drawing/2016/5/9/chartex" xmlns:cx4="http://schemas.microsoft.com/office/drawing/2016/5/10/chartex" xmlns:cx5="http://schemas.microsoft.com/office/drawing/2016/5/11/chartex" xmlns:cx6="http://schemas.microsoft.com/office/drawing/2016/5/12/chartex" xmlns:cx7="http://schemas.microsoft.com/office/drawing/2016/5/13/chartex" xmlns:cx8="http://schemas.microsoft.com/office/drawing/2016/5/14/chartex" xmlns:mc="http://schemas.openxmlformats.org/markup-compatibility/2006" xmlns:aink="http://schemas.microsoft.com/office/drawing/2016/ink" xmlns:am3d="http://schemas.microsoft.com/office/drawing/2017/model3d" xmlns:o="urn:schemas-microsoft-com:office:office" xmlns:oel="http://schemas.microsoft.com/office/2019/extlst" xmlns:r="http://schemas.openxmlformats.org/officeDocument/2006/relationships" xmlns:m="http://schemas.openxmlformats.org/officeDocument/2006/math" xmlns:v="urn:schemas-microsoft-com:vml" xmlns:wp14="http://schemas.microsoft.com/office/word/2010/wordprocessingDrawing" xmlns:wp="http://schemas.openxmlformats.org/drawingml/2006/wordprocessingDrawing" xmlns:w10="urn:schemas-microsoft-com:office:word" xmlns:w="http://schemas.openxmlformats.org/wordprocessingml/2006/main" xmlns:w14="http://schemas.microsoft.com/office/word/2010/wordml" xmlns:w15="http://schemas.microsoft.com/office/word/2012/wordml" xmlns:w16cex="http://schemas.microsoft.com/office/word/2018/wordml/cex" xmlns:w16cid="http://schemas.microsoft.com/office/word/2016/wordml/cid" xmlns:w16="http://schemas.microsoft.com/office/word/2018/wordml" xmlns:w16du="http://schemas.microsoft.com/office/word/2023/wordml/word16du" xmlns:w16sdtdh="http://schemas.microsoft.com/office/word/2020/wordml/sdtdatahash" xmlns:w16sdtfl="http://schemas.microsoft.com/office/word/2024/wordml/sdtformatlock" xmlns:w16se="http://schemas.microsoft.com/office/word/2015/wordml/symex" xmlns:wpg="http://schemas.microsoft.com/office/word/2010/wordprocessingGroup" xmlns:wpi="http://schemas.microsoft.com/office/word/2010/wordprocessingInk" xmlns:wne="http://schemas.microsoft.com/office/word/2006/wordml" xmlns:wps="http://schemas.microsoft.com/office/word/2010/wordprocessingShape" mc:Ignorable="w14 w15 w16se w16cid w16 w16cex w16sdtdh w16sdtfl w16du wp14">
   <w:body>
     <w:p>
       <w:pPr>
@@ -686,7 +686,6 @@
           <w:p>
             <w:pPr>
               <w:pStyle w:val="Heading1"/>
-              <w:outlineLvl w:val="0"/>
               <w:rPr>
                 <w:rFonts w:ascii="Times New Roman" w:hAnsi="Times New Roman" w:cs="Times New Roman"/>
                 <w:b/>
@@ -695,7 +694,6 @@
                 <w:szCs w:val="28"/>
               </w:rPr>
             </w:pPr>
-            <w:bookmarkStart w:id="0" w:name="_GoBack"/>
             <w:r>
               <w:rPr>
                 <w:rFonts w:ascii="Times New Roman" w:hAnsi="Times New Roman" w:cs="Times New Roman"/>
@@ -715,7 +713,6 @@
           <w:p>
             <w:pPr>
               <w:pStyle w:val="Heading1"/>
-              <w:outlineLvl w:val="0"/>
               <w:rPr>
                 <w:rFonts w:ascii="Times New Roman" w:hAnsi="Times New Roman" w:cs="Times New Roman"/>
                 <w:b/>
@@ -743,7 +740,6 @@
           <w:p>
             <w:pPr>
               <w:pStyle w:val="Heading1"/>
-              <w:outlineLvl w:val="0"/>
               <w:rPr>
                 <w:rFonts w:ascii="Times New Roman" w:hAnsi="Times New Roman" w:cs="Times New Roman"/>
                 <w:b/>
@@ -765,7 +761,6 @@
           </w:p>
         </w:tc>
       </w:tr>
-      <w:bookmarkEnd w:id="0"/>
       <w:tr>
         <w:trPr>
           <w:jc w:val="center"/>
@@ -1452,7 +1447,7 @@
 </file>
 
 <file path=word/endnotes.xml><?xml version="1.0" encoding="utf-8"?>
-<w:endnotes xmlns:wpc="http://schemas.microsoft.com/office/word/2010/wordprocessingCanvas" xmlns:cx="http://schemas.microsoft.com/office/drawing/2014/chartex" xmlns:cx1="http://schemas.microsoft.com/office/drawing/2015/9/8/chartex" xmlns:cx2="http://schemas.microsoft.com/office/drawing/2015/10/21/chartex" xmlns:cx3="http://schemas.microsoft.com/office/drawing/2016/5/9/chartex" xmlns:cx4="http://schemas.microsoft.com/office/drawing/2016/5/10/chartex" xmlns:cx5="http://schemas.microsoft.com/office/drawing/2016/5/11/chartex" xmlns:cx6="http://schemas.microsoft.com/office/drawing/2016/5/12/chartex" xmlns:cx7="http://schemas.microsoft.com/office/drawing/2016/5/13/chartex" xmlns:cx8="http://schemas.microsoft.com/office/drawing/2016/5/14/chartex" xmlns:mc="http://schemas.openxmlformats.org/markup-compatibility/2006" xmlns:aink="http://schemas.microsoft.com/office/drawing/2016/ink" xmlns:am3d="http://schemas.microsoft.com/office/drawing/2017/model3d" xmlns:o="urn:schemas-microsoft-com:office:office" xmlns:r="http://schemas.openxmlformats.org/officeDocument/2006/relationships" xmlns:m="http://schemas.openxmlformats.org/officeDocument/2006/math" xmlns:v="urn:schemas-microsoft-com:vml" xmlns:wp14="http://schemas.microsoft.com/office/word/2010/wordprocessingDrawing" xmlns:wp="http://schemas.openxmlformats.org/drawingml/2006/wordprocessingDrawing" xmlns:w10="urn:schemas-microsoft-com:office:word" xmlns:w="http://schemas.openxmlformats.org/wordprocessingml/2006/main" xmlns:w14="http://schemas.microsoft.com/office/word/2010/wordml" xmlns:w15="http://schemas.microsoft.com/office/word/2012/wordml" xmlns:w16cid="http://schemas.microsoft.com/office/word/2016/wordml/cid" xmlns:w16se="http://schemas.microsoft.com/office/word/2015/wordml/symex" xmlns:wpg="http://schemas.microsoft.com/office/word/2010/wordprocessingGroup" xmlns:wpi="http://schemas.microsoft.com/office/word/2010/wordprocessingInk" xmlns:wne="http://schemas.microsoft.com/office/word/2006/wordml" xmlns:wps="http://schemas.microsoft.com/office/word/2010/wordprocessingShape" mc:Ignorable="w14 w15 w16se w16cid wp14">
+<w:endnotes xmlns:wpc="http://schemas.microsoft.com/office/word/2010/wordprocessingCanvas" xmlns:cx="http://schemas.microsoft.com/office/drawing/2014/chartex" xmlns:cx1="http://schemas.microsoft.com/office/drawing/2015/9/8/chartex" xmlns:cx2="http://schemas.microsoft.com/office/drawing/2015/10/21/chartex" xmlns:cx3="http://schemas.microsoft.com/office/drawing/2016/5/9/chartex" xmlns:cx4="http://schemas.microsoft.com/office/drawing/2016/5/10/chartex" xmlns:cx5="http://schemas.microsoft.com/office/drawing/2016/5/11/chartex" xmlns:cx6="http://schemas.microsoft.com/office/drawing/2016/5/12/chartex" xmlns:cx7="http://schemas.microsoft.com/office/drawing/2016/5/13/chartex" xmlns:cx8="http://schemas.microsoft.com/office/drawing/2016/5/14/chartex" xmlns:mc="http://schemas.openxmlformats.org/markup-compatibility/2006" xmlns:aink="http://schemas.microsoft.com/office/drawing/2016/ink" xmlns:am3d="http://schemas.microsoft.com/office/drawing/2017/model3d" xmlns:o="urn:schemas-microsoft-com:office:office" xmlns:oel="http://schemas.microsoft.com/office/2019/extlst" xmlns:r="http://schemas.openxmlformats.org/officeDocument/2006/relationships" xmlns:m="http://schemas.openxmlformats.org/officeDocument/2006/math" xmlns:v="urn:schemas-microsoft-com:vml" xmlns:wp14="http://schemas.microsoft.com/office/word/2010/wordprocessingDrawing" xmlns:wp="http://schemas.openxmlformats.org/drawingml/2006/wordprocessingDrawing" xmlns:w10="urn:schemas-microsoft-com:office:word" xmlns:w="http://schemas.openxmlformats.org/wordprocessingml/2006/main" xmlns:w14="http://schemas.microsoft.com/office/word/2010/wordml" xmlns:w15="http://schemas.microsoft.com/office/word/2012/wordml" xmlns:w16cex="http://schemas.microsoft.com/office/word/2018/wordml/cex" xmlns:w16cid="http://schemas.microsoft.com/office/word/2016/wordml/cid" xmlns:w16="http://schemas.microsoft.com/office/word/2018/wordml" xmlns:w16du="http://schemas.microsoft.com/office/word/2023/wordml/word16du" xmlns:w16sdtdh="http://schemas.microsoft.com/office/word/2020/wordml/sdtdatahash" xmlns:w16sdtfl="http://schemas.microsoft.com/office/word/2024/wordml/sdtformatlock" xmlns:w16se="http://schemas.microsoft.com/office/word/2015/wordml/symex" xmlns:wpg="http://schemas.microsoft.com/office/word/2010/wordprocessingGroup" xmlns:wpi="http://schemas.microsoft.com/office/word/2010/wordprocessingInk" xmlns:wne="http://schemas.microsoft.com/office/word/2006/wordml" xmlns:wps="http://schemas.microsoft.com/office/word/2010/wordprocessingShape" mc:Ignorable="w14 w15 w16se w16cid w16 w16cex w16sdtdh w16sdtfl w16du wp14">
   <w:endnote w:type="separator" w:id="-1">
     <w:p>
       <w:pPr>
@@ -1477,7 +1472,7 @@
 </file>
 
 <file path=word/footnotes.xml><?xml version="1.0" encoding="utf-8"?>
-<w:footnotes xmlns:wpc="http://schemas.microsoft.com/office/word/2010/wordprocessingCanvas" xmlns:cx="http://schemas.microsoft.com/office/drawing/2014/chartex" xmlns:cx1="http://schemas.microsoft.com/office/drawing/2015/9/8/chartex" xmlns:cx2="http://schemas.microsoft.com/office/drawing/2015/10/21/chartex" xmlns:cx3="http://schemas.microsoft.com/office/drawing/2016/5/9/chartex" xmlns:cx4="http://schemas.microsoft.com/office/drawing/2016/5/10/chartex" xmlns:cx5="http://schemas.microsoft.com/office/drawing/2016/5/11/chartex" xmlns:cx6="http://schemas.microsoft.com/office/drawing/2016/5/12/chartex" xmlns:cx7="http://schemas.microsoft.com/office/drawing/2016/5/13/chartex" xmlns:cx8="http://schemas.microsoft.com/office/drawing/2016/5/14/chartex" xmlns:mc="http://schemas.openxmlformats.org/markup-compatibility/2006" xmlns:aink="http://schemas.microsoft.com/office/drawing/2016/ink" xmlns:am3d="http://schemas.microsoft.com/office/drawing/2017/model3d" xmlns:o="urn:schemas-microsoft-com:office:office" xmlns:r="http://schemas.openxmlformats.org/officeDocument/2006/relationships" xmlns:m="http://schemas.openxmlformats.org/officeDocument/2006/math" xmlns:v="urn:schemas-microsoft-com:vml" xmlns:wp14="http://schemas.microsoft.com/office/word/2010/wordprocessingDrawing" xmlns:wp="http://schemas.openxmlformats.org/drawingml/2006/wordprocessingDrawing" xmlns:w10="urn:schemas-microsoft-com:office:word" xmlns:w="http://schemas.openxmlformats.org/wordprocessingml/2006/main" xmlns:w14="http://schemas.microsoft.com/office/word/2010/wordml" xmlns:w15="http://schemas.microsoft.com/office/word/2012/wordml" xmlns:w16cid="http://schemas.microsoft.com/office/word/2016/wordml/cid" xmlns:w16se="http://schemas.microsoft.com/office/word/2015/wordml/symex" xmlns:wpg="http://schemas.microsoft.com/office/word/2010/wordprocessingGroup" xmlns:wpi="http://schemas.microsoft.com/office/word/2010/wordprocessingInk" xmlns:wne="http://schemas.microsoft.com/office/word/2006/wordml" xmlns:wps="http://schemas.microsoft.com/office/word/2010/wordprocessingShape" mc:Ignorable="w14 w15 w16se w16cid wp14">
+<w:footnotes xmlns:wpc="http://schemas.microsoft.com/office/word/2010/wordprocessingCanvas" xmlns:cx="http://schemas.microsoft.com/office/drawing/2014/chartex" xmlns:cx1="http://schemas.microsoft.com/office/drawing/2015/9/8/chartex" xmlns:cx2="http://schemas.microsoft.com/office/drawing/2015/10/21/chartex" xmlns:cx3="http://schemas.microsoft.com/office/drawing/2016/5/9/chartex" xmlns:cx4="http://schemas.microsoft.com/office/drawing/2016/5/10/chartex" xmlns:cx5="http://schemas.microsoft.com/office/drawing/2016/5/11/chartex" xmlns:cx6="http://schemas.microsoft.com/office/drawing/2016/5/12/chartex" xmlns:cx7="http://schemas.microsoft.com/office/drawing/2016/5/13/chartex" xmlns:cx8="http://schemas.microsoft.com/office/drawing/2016/5/14/chartex" xmlns:mc="http://schemas.openxmlformats.org/markup-compatibility/2006" xmlns:aink="http://schemas.microsoft.com/office/drawing/2016/ink" xmlns:am3d="http://schemas.microsoft.com/office/drawing/2017/model3d" xmlns:o="urn:schemas-microsoft-com:office:office" xmlns:oel="http://schemas.microsoft.com/office/2019/extlst" xmlns:r="http://schemas.openxmlformats.org/officeDocument/2006/relationships" xmlns:m="http://schemas.openxmlformats.org/officeDocument/2006/math" xmlns:v="urn:schemas-microsoft-com:vml" xmlns:wp14="http://schemas.microsoft.com/office/word/2010/wordprocessingDrawing" xmlns:wp="http://schemas.openxmlformats.org/drawingml/2006/wordprocessingDrawing" xmlns:w10="urn:schemas-microsoft-com:office:word" xmlns:w="http://schemas.openxmlformats.org/wordprocessingml/2006/main" xmlns:w14="http://schemas.microsoft.com/office/word/2010/wordml" xmlns:w15="http://schemas.microsoft.com/office/word/2012/wordml" xmlns:w16cex="http://schemas.microsoft.com/office/word/2018/wordml/cex" xmlns:w16cid="http://schemas.microsoft.com/office/word/2016/wordml/cid" xmlns:w16="http://schemas.microsoft.com/office/word/2018/wordml" xmlns:w16du="http://schemas.microsoft.com/office/word/2023/wordml/word16du" xmlns:w16sdtdh="http://schemas.microsoft.com/office/word/2020/wordml/sdtdatahash" xmlns:w16sdtfl="http://schemas.microsoft.com/office/word/2024/wordml/sdtformatlock" xmlns:w16se="http://schemas.microsoft.com/office/word/2015/wordml/symex" xmlns:wpg="http://schemas.microsoft.com/office/word/2010/wordprocessingGroup" xmlns:wpi="http://schemas.microsoft.com/office/word/2010/wordprocessingInk" xmlns:wne="http://schemas.microsoft.com/office/word/2006/wordml" xmlns:wps="http://schemas.microsoft.com/office/word/2010/wordprocessingShape" mc:Ignorable="w14 w15 w16se w16cid w16 w16cex w16sdtdh w16sdtfl w16du wp14">
   <w:footnote w:type="separator" w:id="-1">
     <w:p>
       <w:pPr>
@@ -1502,7 +1497,7 @@
 </file>
 
 <file path=word/header1.xml><?xml version="1.0" encoding="utf-8"?>
-<w:hdr xmlns:wpc="http://schemas.microsoft.com/office/word/2010/wordprocessingCanvas" xmlns:cx="http://schemas.microsoft.com/office/drawing/2014/chartex" xmlns:cx1="http://schemas.microsoft.com/office/drawing/2015/9/8/chartex" xmlns:cx2="http://schemas.microsoft.com/office/drawing/2015/10/21/chartex" xmlns:cx3="http://schemas.microsoft.com/office/drawing/2016/5/9/chartex" xmlns:cx4="http://schemas.microsoft.com/office/drawing/2016/5/10/chartex" xmlns:cx5="http://schemas.microsoft.com/office/drawing/2016/5/11/chartex" xmlns:cx6="http://schemas.microsoft.com/office/drawing/2016/5/12/chartex" xmlns:cx7="http://schemas.microsoft.com/office/drawing/2016/5/13/chartex" xmlns:cx8="http://schemas.microsoft.com/office/drawing/2016/5/14/chartex" xmlns:mc="http://schemas.openxmlformats.org/markup-compatibility/2006" xmlns:aink="http://schemas.microsoft.com/office/drawing/2016/ink" xmlns:am3d="http://schemas.microsoft.com/office/drawing/2017/model3d" xmlns:o="urn:schemas-microsoft-com:office:office" xmlns:r="http://schemas.openxmlformats.org/officeDocument/2006/relationships" xmlns:m="http://schemas.openxmlformats.org/officeDocument/2006/math" xmlns:v="urn:schemas-microsoft-com:vml" xmlns:wp14="http://schemas.microsoft.com/office/word/2010/wordprocessingDrawing" xmlns:wp="http://schemas.openxmlformats.org/drawingml/2006/wordprocessingDrawing" xmlns:w10="urn:schemas-microsoft-com:office:word" xmlns:w="http://schemas.openxmlformats.org/wordprocessingml/2006/main" xmlns:w14="http://schemas.microsoft.com/office/word/2010/wordml" xmlns:w15="http://schemas.microsoft.com/office/word/2012/wordml" xmlns:w16cid="http://schemas.microsoft.com/office/word/2016/wordml/cid" xmlns:w16se="http://schemas.microsoft.com/office/word/2015/wordml/symex" xmlns:wpg="http://schemas.microsoft.com/office/word/2010/wordprocessingGroup" xmlns:wpi="http://schemas.microsoft.com/office/word/2010/wordprocessingInk" xmlns:wne="http://schemas.microsoft.com/office/word/2006/wordml" xmlns:wps="http://schemas.microsoft.com/office/word/2010/wordprocessingShape" mc:Ignorable="w14 w15 w16se w16cid wp14">
+<w:hdr xmlns:wpc="http://schemas.microsoft.com/office/word/2010/wordprocessingCanvas" xmlns:cx="http://schemas.microsoft.com/office/drawing/2014/chartex" xmlns:cx1="http://schemas.microsoft.com/office/drawing/2015/9/8/chartex" xmlns:cx2="http://schemas.microsoft.com/office/drawing/2015/10/21/chartex" xmlns:cx3="http://schemas.microsoft.com/office/drawing/2016/5/9/chartex" xmlns:cx4="http://schemas.microsoft.com/office/drawing/2016/5/10/chartex" xmlns:cx5="http://schemas.microsoft.com/office/drawing/2016/5/11/chartex" xmlns:cx6="http://schemas.microsoft.com/office/drawing/2016/5/12/chartex" xmlns:cx7="http://schemas.microsoft.com/office/drawing/2016/5/13/chartex" xmlns:cx8="http://schemas.microsoft.com/office/drawing/2016/5/14/chartex" xmlns:mc="http://schemas.openxmlformats.org/markup-compatibility/2006" xmlns:aink="http://schemas.microsoft.com/office/drawing/2016/ink" xmlns:am3d="http://schemas.microsoft.com/office/drawing/2017/model3d" xmlns:o="urn:schemas-microsoft-com:office:office" xmlns:oel="http://schemas.microsoft.com/office/2019/extlst" xmlns:r="http://schemas.openxmlformats.org/officeDocument/2006/relationships" xmlns:m="http://schemas.openxmlformats.org/officeDocument/2006/math" xmlns:v="urn:schemas-microsoft-com:vml" xmlns:wp14="http://schemas.microsoft.com/office/word/2010/wordprocessingDrawing" xmlns:wp="http://schemas.openxmlformats.org/drawingml/2006/wordprocessingDrawing" xmlns:w10="urn:schemas-microsoft-com:office:word" xmlns:w="http://schemas.openxmlformats.org/wordprocessingml/2006/main" xmlns:w14="http://schemas.microsoft.com/office/word/2010/wordml" xmlns:w15="http://schemas.microsoft.com/office/word/2012/wordml" xmlns:w16cex="http://schemas.microsoft.com/office/word/2018/wordml/cex" xmlns:w16cid="http://schemas.microsoft.com/office/word/2016/wordml/cid" xmlns:w16="http://schemas.microsoft.com/office/word/2018/wordml" xmlns:w16du="http://schemas.microsoft.com/office/word/2023/wordml/word16du" xmlns:w16sdtdh="http://schemas.microsoft.com/office/word/2020/wordml/sdtdatahash" xmlns:w16sdtfl="http://schemas.microsoft.com/office/word/2024/wordml/sdtformatlock" xmlns:w16se="http://schemas.microsoft.com/office/word/2015/wordml/symex" xmlns:wpg="http://schemas.microsoft.com/office/word/2010/wordprocessingGroup" xmlns:wpi="http://schemas.microsoft.com/office/word/2010/wordprocessingInk" xmlns:wne="http://schemas.microsoft.com/office/word/2006/wordml" xmlns:wps="http://schemas.microsoft.com/office/word/2010/wordprocessingShape" mc:Ignorable="w14 w15 w16se w16cid w16 w16cex w16sdtdh w16sdtfl w16du wp14">
   <w:p>
     <w:pPr>
       <w:pBdr>
@@ -1604,7 +1599,27 @@
         <w:sz w:val="20"/>
         <w:szCs w:val="20"/>
       </w:rPr>
-      <w:t>Last Name, First Name</w:t>
+      <w:t>Poche</w:t>
+    </w:r>
+    <w:r>
+      <w:rPr>
+        <w:rFonts w:ascii="Times New Roman" w:hAnsi="Times New Roman" w:cs="Times New Roman"/>
+        <w:snapToGrid w:val="0"/>
+        <w:color w:val="000000"/>
+        <w:sz w:val="20"/>
+        <w:szCs w:val="20"/>
+      </w:rPr>
+      <w:t xml:space="preserve">, </w:t>
+    </w:r>
+    <w:r>
+      <w:rPr>
+        <w:rFonts w:ascii="Times New Roman" w:hAnsi="Times New Roman" w:cs="Times New Roman"/>
+        <w:snapToGrid w:val="0"/>
+        <w:color w:val="000000"/>
+        <w:sz w:val="20"/>
+        <w:szCs w:val="20"/>
+      </w:rPr>
+      <w:t>Natalie</w:t>
     </w:r>
   </w:p>
   <w:p>
@@ -1931,7 +1946,7 @@
 </file>
 
 <file path=word/header2.xml><?xml version="1.0" encoding="utf-8"?>
-<w:hdr xmlns:wpc="http://schemas.microsoft.com/office/word/2010/wordprocessingCanvas" xmlns:cx="http://schemas.microsoft.com/office/drawing/2014/chartex" xmlns:cx1="http://schemas.microsoft.com/office/drawing/2015/9/8/chartex" xmlns:cx2="http://schemas.microsoft.com/office/drawing/2015/10/21/chartex" xmlns:cx3="http://schemas.microsoft.com/office/drawing/2016/5/9/chartex" xmlns:cx4="http://schemas.microsoft.com/office/drawing/2016/5/10/chartex" xmlns:cx5="http://schemas.microsoft.com/office/drawing/2016/5/11/chartex" xmlns:cx6="http://schemas.microsoft.com/office/drawing/2016/5/12/chartex" xmlns:cx7="http://schemas.microsoft.com/office/drawing/2016/5/13/chartex" xmlns:cx8="http://schemas.microsoft.com/office/drawing/2016/5/14/chartex" xmlns:mc="http://schemas.openxmlformats.org/markup-compatibility/2006" xmlns:aink="http://schemas.microsoft.com/office/drawing/2016/ink" xmlns:am3d="http://schemas.microsoft.com/office/drawing/2017/model3d" xmlns:o="urn:schemas-microsoft-com:office:office" xmlns:r="http://schemas.openxmlformats.org/officeDocument/2006/relationships" xmlns:m="http://schemas.openxmlformats.org/officeDocument/2006/math" xmlns:v="urn:schemas-microsoft-com:vml" xmlns:wp14="http://schemas.microsoft.com/office/word/2010/wordprocessingDrawing" xmlns:wp="http://schemas.openxmlformats.org/drawingml/2006/wordprocessingDrawing" xmlns:w10="urn:schemas-microsoft-com:office:word" xmlns:w="http://schemas.openxmlformats.org/wordprocessingml/2006/main" xmlns:w14="http://schemas.microsoft.com/office/word/2010/wordml" xmlns:w15="http://schemas.microsoft.com/office/word/2012/wordml" xmlns:w16cid="http://schemas.microsoft.com/office/word/2016/wordml/cid" xmlns:w16se="http://schemas.microsoft.com/office/word/2015/wordml/symex" xmlns:wpg="http://schemas.microsoft.com/office/word/2010/wordprocessingGroup" xmlns:wpi="http://schemas.microsoft.com/office/word/2010/wordprocessingInk" xmlns:wne="http://schemas.microsoft.com/office/word/2006/wordml" xmlns:wps="http://schemas.microsoft.com/office/word/2010/wordprocessingShape" mc:Ignorable="w14 w15 w16se w16cid wp14">
+<w:hdr xmlns:wpc="http://schemas.microsoft.com/office/word/2010/wordprocessingCanvas" xmlns:cx="http://schemas.microsoft.com/office/drawing/2014/chartex" xmlns:cx1="http://schemas.microsoft.com/office/drawing/2015/9/8/chartex" xmlns:cx2="http://schemas.microsoft.com/office/drawing/2015/10/21/chartex" xmlns:cx3="http://schemas.microsoft.com/office/drawing/2016/5/9/chartex" xmlns:cx4="http://schemas.microsoft.com/office/drawing/2016/5/10/chartex" xmlns:cx5="http://schemas.microsoft.com/office/drawing/2016/5/11/chartex" xmlns:cx6="http://schemas.microsoft.com/office/drawing/2016/5/12/chartex" xmlns:cx7="http://schemas.microsoft.com/office/drawing/2016/5/13/chartex" xmlns:cx8="http://schemas.microsoft.com/office/drawing/2016/5/14/chartex" xmlns:mc="http://schemas.openxmlformats.org/markup-compatibility/2006" xmlns:aink="http://schemas.microsoft.com/office/drawing/2016/ink" xmlns:am3d="http://schemas.microsoft.com/office/drawing/2017/model3d" xmlns:o="urn:schemas-microsoft-com:office:office" xmlns:oel="http://schemas.microsoft.com/office/2019/extlst" xmlns:r="http://schemas.openxmlformats.org/officeDocument/2006/relationships" xmlns:m="http://schemas.openxmlformats.org/officeDocument/2006/math" xmlns:v="urn:schemas-microsoft-com:vml" xmlns:wp14="http://schemas.microsoft.com/office/word/2010/wordprocessingDrawing" xmlns:wp="http://schemas.openxmlformats.org/drawingml/2006/wordprocessingDrawing" xmlns:w10="urn:schemas-microsoft-com:office:word" xmlns:w="http://schemas.openxmlformats.org/wordprocessingml/2006/main" xmlns:w14="http://schemas.microsoft.com/office/word/2010/wordml" xmlns:w15="http://schemas.microsoft.com/office/word/2012/wordml" xmlns:w16cex="http://schemas.microsoft.com/office/word/2018/wordml/cex" xmlns:w16cid="http://schemas.microsoft.com/office/word/2016/wordml/cid" xmlns:w16="http://schemas.microsoft.com/office/word/2018/wordml" xmlns:w16du="http://schemas.microsoft.com/office/word/2023/wordml/word16du" xmlns:w16sdtdh="http://schemas.microsoft.com/office/word/2020/wordml/sdtdatahash" xmlns:w16sdtfl="http://schemas.microsoft.com/office/word/2024/wordml/sdtformatlock" xmlns:w16se="http://schemas.microsoft.com/office/word/2015/wordml/symex" xmlns:wpg="http://schemas.microsoft.com/office/word/2010/wordprocessingGroup" xmlns:wpi="http://schemas.microsoft.com/office/word/2010/wordprocessingInk" xmlns:wne="http://schemas.microsoft.com/office/word/2006/wordml" xmlns:wps="http://schemas.microsoft.com/office/word/2010/wordprocessingShape" mc:Ignorable="w14 w15 w16se w16cid w16 w16cex w16sdtdh w16sdtfl w16du wp14">
   <w:p>
     <w:pPr>
       <w:pBdr>
@@ -2276,7 +2291,7 @@
 </file>
 
 <file path=word/numbering.xml><?xml version="1.0" encoding="utf-8"?>
-<w:numbering xmlns:wpc="http://schemas.microsoft.com/office/word/2010/wordprocessingCanvas" xmlns:cx="http://schemas.microsoft.com/office/drawing/2014/chartex" xmlns:cx1="http://schemas.microsoft.com/office/drawing/2015/9/8/chartex" xmlns:cx2="http://schemas.microsoft.com/office/drawing/2015/10/21/chartex" xmlns:cx3="http://schemas.microsoft.com/office/drawing/2016/5/9/chartex" xmlns:cx4="http://schemas.microsoft.com/office/drawing/2016/5/10/chartex" xmlns:cx5="http://schemas.microsoft.com/office/drawing/2016/5/11/chartex" xmlns:cx6="http://schemas.microsoft.com/office/drawing/2016/5/12/chartex" xmlns:cx7="http://schemas.microsoft.com/office/drawing/2016/5/13/chartex" xmlns:cx8="http://schemas.microsoft.com/office/drawing/2016/5/14/chartex" xmlns:mc="http://schemas.openxmlformats.org/markup-compatibility/2006" xmlns:aink="http://schemas.microsoft.com/office/drawing/2016/ink" xmlns:am3d="http://schemas.microsoft.com/office/drawing/2017/model3d" xmlns:o="urn:schemas-microsoft-com:office:office" xmlns:r="http://schemas.openxmlformats.org/officeDocument/2006/relationships" xmlns:m="http://schemas.openxmlformats.org/officeDocument/2006/math" xmlns:v="urn:schemas-microsoft-com:vml" xmlns:wp14="http://schemas.microsoft.com/office/word/2010/wordprocessingDrawing" xmlns:wp="http://schemas.openxmlformats.org/drawingml/2006/wordprocessingDrawing" xmlns:w10="urn:schemas-microsoft-com:office:word" xmlns:w="http://schemas.openxmlformats.org/wordprocessingml/2006/main" xmlns:w14="http://schemas.microsoft.com/office/word/2010/wordml" xmlns:w15="http://schemas.microsoft.com/office/word/2012/wordml" xmlns:w16cid="http://schemas.microsoft.com/office/word/2016/wordml/cid" xmlns:w16se="http://schemas.microsoft.com/office/word/2015/wordml/symex" xmlns:wpg="http://schemas.microsoft.com/office/word/2010/wordprocessingGroup" xmlns:wpi="http://schemas.microsoft.com/office/word/2010/wordprocessingInk" xmlns:wne="http://schemas.microsoft.com/office/word/2006/wordml" xmlns:wps="http://schemas.microsoft.com/office/word/2010/wordprocessingShape" mc:Ignorable="w14 w15 w16se w16cid wp14">
+<w:numbering xmlns:wpc="http://schemas.microsoft.com/office/word/2010/wordprocessingCanvas" xmlns:cx="http://schemas.microsoft.com/office/drawing/2014/chartex" xmlns:cx1="http://schemas.microsoft.com/office/drawing/2015/9/8/chartex" xmlns:cx2="http://schemas.microsoft.com/office/drawing/2015/10/21/chartex" xmlns:cx3="http://schemas.microsoft.com/office/drawing/2016/5/9/chartex" xmlns:cx4="http://schemas.microsoft.com/office/drawing/2016/5/10/chartex" xmlns:cx5="http://schemas.microsoft.com/office/drawing/2016/5/11/chartex" xmlns:cx6="http://schemas.microsoft.com/office/drawing/2016/5/12/chartex" xmlns:cx7="http://schemas.microsoft.com/office/drawing/2016/5/13/chartex" xmlns:cx8="http://schemas.microsoft.com/office/drawing/2016/5/14/chartex" xmlns:mc="http://schemas.openxmlformats.org/markup-compatibility/2006" xmlns:aink="http://schemas.microsoft.com/office/drawing/2016/ink" xmlns:am3d="http://schemas.microsoft.com/office/drawing/2017/model3d" xmlns:o="urn:schemas-microsoft-com:office:office" xmlns:oel="http://schemas.microsoft.com/office/2019/extlst" xmlns:r="http://schemas.openxmlformats.org/officeDocument/2006/relationships" xmlns:m="http://schemas.openxmlformats.org/officeDocument/2006/math" xmlns:v="urn:schemas-microsoft-com:vml" xmlns:wp14="http://schemas.microsoft.com/office/word/2010/wordprocessingDrawing" xmlns:wp="http://schemas.openxmlformats.org/drawingml/2006/wordprocessingDrawing" xmlns:w10="urn:schemas-microsoft-com:office:word" xmlns:w="http://schemas.openxmlformats.org/wordprocessingml/2006/main" xmlns:w14="http://schemas.microsoft.com/office/word/2010/wordml" xmlns:w15="http://schemas.microsoft.com/office/word/2012/wordml" xmlns:w16cex="http://schemas.microsoft.com/office/word/2018/wordml/cex" xmlns:w16cid="http://schemas.microsoft.com/office/word/2016/wordml/cid" xmlns:w16="http://schemas.microsoft.com/office/word/2018/wordml" xmlns:w16du="http://schemas.microsoft.com/office/word/2023/wordml/word16du" xmlns:w16sdtdh="http://schemas.microsoft.com/office/word/2020/wordml/sdtdatahash" xmlns:w16sdtfl="http://schemas.microsoft.com/office/word/2024/wordml/sdtformatlock" xmlns:w16se="http://schemas.microsoft.com/office/word/2015/wordml/symex" xmlns:wpg="http://schemas.microsoft.com/office/word/2010/wordprocessingGroup" xmlns:wpi="http://schemas.microsoft.com/office/word/2010/wordprocessingInk" xmlns:wne="http://schemas.microsoft.com/office/word/2006/wordml" xmlns:wps="http://schemas.microsoft.com/office/word/2010/wordprocessingShape" mc:Ignorable="w14 w15 w16se w16cid w16 w16cex w16sdtdh w16sdtfl w16du wp14">
   <w:abstractNum w:abstractNumId="0" w15:restartNumberingAfterBreak="0">
     <w:nsid w:val="045A11A4"/>
     <w:multiLevelType w:val="hybridMultilevel"/>
@@ -3195,7 +3210,7 @@
       </w:pPr>
     </w:lvl>
   </w:abstractNum>
-  <w:num w:numId="1">
+  <w:num w:numId="1" w16cid:durableId="961304143">
     <w:abstractNumId w:val="8"/>
     <w:lvlOverride w:ilvl="0">
       <w:startOverride w:val="1"/>
@@ -3225,35 +3240,35 @@
       <w:startOverride w:val="1"/>
     </w:lvlOverride>
   </w:num>
-  <w:num w:numId="2">
+  <w:num w:numId="2" w16cid:durableId="2138377993">
     <w:abstractNumId w:val="0"/>
   </w:num>
-  <w:num w:numId="3">
+  <w:num w:numId="3" w16cid:durableId="1866598850">
     <w:abstractNumId w:val="6"/>
   </w:num>
-  <w:num w:numId="4">
+  <w:num w:numId="4" w16cid:durableId="1532373909">
     <w:abstractNumId w:val="2"/>
   </w:num>
-  <w:num w:numId="5">
+  <w:num w:numId="5" w16cid:durableId="659817002">
     <w:abstractNumId w:val="3"/>
   </w:num>
-  <w:num w:numId="6">
+  <w:num w:numId="6" w16cid:durableId="715811694">
     <w:abstractNumId w:val="4"/>
   </w:num>
-  <w:num w:numId="7">
+  <w:num w:numId="7" w16cid:durableId="1028338793">
     <w:abstractNumId w:val="1"/>
   </w:num>
-  <w:num w:numId="8">
+  <w:num w:numId="8" w16cid:durableId="430009864">
     <w:abstractNumId w:val="7"/>
   </w:num>
-  <w:num w:numId="9">
+  <w:num w:numId="9" w16cid:durableId="2065368369">
     <w:abstractNumId w:val="5"/>
   </w:num>
 </w:numbering>
 </file>
 
 <file path=word/styles.xml><?xml version="1.0" encoding="utf-8"?>
-<w:styles xmlns:mc="http://schemas.openxmlformats.org/markup-compatibility/2006" xmlns:r="http://schemas.openxmlformats.org/officeDocument/2006/relationships" xmlns:w="http://schemas.openxmlformats.org/wordprocessingml/2006/main" xmlns:w14="http://schemas.microsoft.com/office/word/2010/wordml" xmlns:w15="http://schemas.microsoft.com/office/word/2012/wordml" xmlns:w16cid="http://schemas.microsoft.com/office/word/2016/wordml/cid" xmlns:w16se="http://schemas.microsoft.com/office/word/2015/wordml/symex" mc:Ignorable="w14 w15 w16se w16cid">
+<w:styles xmlns:mc="http://schemas.openxmlformats.org/markup-compatibility/2006" xmlns:r="http://schemas.openxmlformats.org/officeDocument/2006/relationships" xmlns:w="http://schemas.openxmlformats.org/wordprocessingml/2006/main" xmlns:w14="http://schemas.microsoft.com/office/word/2010/wordml" xmlns:w15="http://schemas.microsoft.com/office/word/2012/wordml" xmlns:w16cex="http://schemas.microsoft.com/office/word/2018/wordml/cex" xmlns:w16cid="http://schemas.microsoft.com/office/word/2016/wordml/cid" xmlns:w16="http://schemas.microsoft.com/office/word/2018/wordml" xmlns:w16du="http://schemas.microsoft.com/office/word/2023/wordml/word16du" xmlns:w16sdtdh="http://schemas.microsoft.com/office/word/2020/wordml/sdtdatahash" xmlns:w16sdtfl="http://schemas.microsoft.com/office/word/2024/wordml/sdtformatlock" xmlns:w16se="http://schemas.microsoft.com/office/word/2015/wordml/symex" mc:Ignorable="w14 w15 w16se w16cid w16 w16cex w16sdtdh w16sdtfl w16du">
   <w:docDefaults>
     <w:rPrDefault>
       <w:rPr>
@@ -3269,7 +3284,7 @@
       </w:pPr>
     </w:pPrDefault>
   </w:docDefaults>
-  <w:latentStyles w:defLockedState="0" w:defUIPriority="99" w:defSemiHidden="0" w:defUnhideWhenUsed="0" w:defQFormat="0" w:count="375">
+  <w:latentStyles w:defLockedState="0" w:defUIPriority="99" w:defSemiHidden="0" w:defUnhideWhenUsed="0" w:defQFormat="0" w:count="376">
     <w:lsdException w:name="Normal" w:uiPriority="0" w:qFormat="1"/>
     <w:lsdException w:name="heading 1" w:uiPriority="9" w:qFormat="1"/>
     <w:lsdException w:name="heading 2" w:semiHidden="1" w:uiPriority="9" w:unhideWhenUsed="1" w:qFormat="1"/>
@@ -3645,6 +3660,7 @@
     <w:lsdException w:name="Smart Hyperlink" w:semiHidden="1" w:unhideWhenUsed="1"/>
     <w:lsdException w:name="Hashtag" w:semiHidden="1" w:unhideWhenUsed="1"/>
     <w:lsdException w:name="Unresolved Mention" w:semiHidden="1" w:unhideWhenUsed="1"/>
+    <w:lsdException w:name="Smart Link" w:semiHidden="1" w:unhideWhenUsed="1"/>
   </w:latentStyles>
   <w:style w:type="paragraph" w:default="1" w:styleId="Normal">
     <w:name w:val="Normal"/>
